--- a/२.आदमी कम्बख्त आदमी जो है Document.docx
+++ b/२.आदमी कम्बख्त आदमी जो है Document.docx
@@ -108,6 +108,34 @@
     </w:p>
     <w:p>
       <w:pPr>
+        <w:spacing w:after="0"/>
+        <w:jc w:val="both"/>
+      </w:pPr>
+      <w:r>
+        <w:rPr>
+          <w:rFonts w:ascii="Mangal" w:hAnsi="Mangal" w:cs="Mangal" w:eastAsia="Mangal"/>
+          <w:b/>
+          <w:sz w:val="24"/>
+        </w:rPr>
+        <w:t>शीर्षक पाठ की व्यंग्यात्मकता को संक्षेप में स्पष्ट कीजिए</w:t>
+      </w:r>
+    </w:p>
+    <w:p>
+      <w:pPr>
+        <w:spacing w:after="0"/>
+        <w:jc w:val="both"/>
+      </w:pPr>
+      <w:r>
+        <w:rPr>
+          <w:rFonts w:ascii="Mangal" w:hAnsi="Mangal" w:cs="Mangal" w:eastAsia="Mangal"/>
+          <w:b w:val="0"/>
+          <w:sz w:val="24"/>
+        </w:rPr>
+        <w:t>इस रचना में महामारी की दूसरी लहर के बाद तीसरी लहर की तैयारी, सरकारी आँकड़ों और वास्तविक मौतों के अंतर तथा प्रतिबंध हटते ही लोगों के लापरवाह हो जाने पर व्यंग्य है। यमराज और चित्रगुप्त के संवाद से लेखक व्यवस्था की लीपापोती के साथ मनुष्य की भूलने की आदत भी दिखाते हैं—कठिन संकट गुजरते ही वह सावधानी छोड़ देता है। लेखक पारदर्शी आँकड़ों, गंभीर तैयारी और पिछले अनुभव से सीखने की अपेक्षा करते हैं।</w:t>
+      </w:r>
+    </w:p>
+    <w:p>
+      <w:pPr>
         <w:rPr>
           <w:rFonts w:ascii="Arial" w:hAnsi="Arial" w:cs="Mangal"/>
         </w:rPr>
@@ -190,6 +218,90 @@
     </w:p>
     <w:p>
       <w:pPr>
+        <w:spacing w:after="0"/>
+        <w:jc w:val="both"/>
+      </w:pPr>
+      <w:r>
+        <w:rPr>
+          <w:rFonts w:ascii="Mangal" w:hAnsi="Mangal" w:cs="Mangal" w:eastAsia="Mangal"/>
+          <w:b/>
+          <w:sz w:val="24"/>
+        </w:rPr>
+        <w:t>पंक्तियों की व्यंग्यात्मकता को विस्तृत रूप में स्पष्ट कीजिए</w:t>
+      </w:r>
+    </w:p>
+    <w:p>
+      <w:pPr>
+        <w:spacing w:after="0"/>
+        <w:jc w:val="both"/>
+      </w:pPr>
+      <w:r>
+        <w:rPr>
+          <w:rFonts w:ascii="Mangal" w:hAnsi="Mangal" w:cs="Mangal" w:eastAsia="Mangal"/>
+          <w:b w:val="0"/>
+          <w:sz w:val="24"/>
+        </w:rPr>
+        <w:t>चित्रगुप्त के कथन में संक्रमण घटने पर खतरा बढ़ने की खबर का विरोधाभास है। महामारी का भय कम होते ही बाजार और जीवन खुलते हैं, लेकिन लोग मास्क और दूरी जैसे नियम भी भूलते हैं; इसी असंगति पर यमराज का “आह! वाह!” कहना व्यंग्यात्मक है।</w:t>
+      </w:r>
+    </w:p>
+    <w:p>
+      <w:pPr>
+        <w:spacing w:after="0"/>
+        <w:jc w:val="both"/>
+      </w:pPr>
+      <w:r>
+        <w:rPr>
+          <w:rFonts w:ascii="Mangal" w:hAnsi="Mangal" w:cs="Mangal" w:eastAsia="Mangal"/>
+          <w:b/>
+          <w:sz w:val="24"/>
+        </w:rPr>
+        <w:t>इसमें मुख्य व्यंग्य कौन-सा है?</w:t>
+      </w:r>
+    </w:p>
+    <w:p>
+      <w:pPr>
+        <w:spacing w:after="0"/>
+        <w:jc w:val="both"/>
+      </w:pPr>
+      <w:r>
+        <w:rPr>
+          <w:rFonts w:ascii="Mangal" w:hAnsi="Mangal" w:cs="Mangal" w:eastAsia="Mangal"/>
+          <w:b w:val="0"/>
+          <w:sz w:val="24"/>
+        </w:rPr>
+        <w:t>मुख्य व्यंग्य संकट कम होते ही सावधानी छोड़ देने और सरकारी आश्वासन/आँकड़ों के कारण खतरे को हल्का मान लेने वाली प्रवृत्ति पर है।</w:t>
+      </w:r>
+    </w:p>
+    <w:p>
+      <w:pPr>
+        <w:spacing w:after="0"/>
+        <w:jc w:val="both"/>
+      </w:pPr>
+      <w:r>
+        <w:rPr>
+          <w:rFonts w:ascii="Mangal" w:hAnsi="Mangal" w:cs="Mangal" w:eastAsia="Mangal"/>
+          <w:b/>
+          <w:sz w:val="24"/>
+        </w:rPr>
+        <w:t>लेखक क्या परिवर्तन चाहते हैं?</w:t>
+      </w:r>
+    </w:p>
+    <w:p>
+      <w:pPr>
+        <w:spacing w:after="0"/>
+        <w:jc w:val="both"/>
+      </w:pPr>
+      <w:r>
+        <w:rPr>
+          <w:rFonts w:ascii="Mangal" w:hAnsi="Mangal" w:cs="Mangal" w:eastAsia="Mangal"/>
+          <w:b w:val="0"/>
+          <w:sz w:val="24"/>
+        </w:rPr>
+        <w:t>लेखक चाहते हैं कि महामारी के अनुभव को याद रखकर लोग जिम्मेदारी से नियमों का पालन करें। सरकार भी मृत्यु और संक्रमण के आँकड़े पारदर्शी रखे तथा तैयारी को प्रचार नहीं, वास्तविक जन-सुरक्षा बनाए।</w:t>
+      </w:r>
+    </w:p>
+    <w:p>
+      <w:pPr>
         <w:rPr>
           <w:rFonts w:ascii="Arial" w:hAnsi="Arial" w:cs="Mangal"/>
         </w:rPr>
@@ -305,6 +417,90 @@
           <w:cs/>
         </w:rPr>
         <w:t>(पृ.क्र.१९)</w:t>
+      </w:r>
+    </w:p>
+    <w:p>
+      <w:pPr>
+        <w:spacing w:after="0"/>
+        <w:jc w:val="both"/>
+      </w:pPr>
+      <w:r>
+        <w:rPr>
+          <w:rFonts w:ascii="Mangal" w:hAnsi="Mangal" w:cs="Mangal" w:eastAsia="Mangal"/>
+          <w:b/>
+          <w:sz w:val="24"/>
+        </w:rPr>
+        <w:t>पंक्तियों की व्यंग्यात्मकता को विस्तृत रूप में स्पष्ट कीजिए</w:t>
+      </w:r>
+    </w:p>
+    <w:p>
+      <w:pPr>
+        <w:spacing w:after="0"/>
+        <w:jc w:val="both"/>
+      </w:pPr>
+      <w:r>
+        <w:rPr>
+          <w:rFonts w:ascii="Mangal" w:hAnsi="Mangal" w:cs="Mangal" w:eastAsia="Mangal"/>
+          <w:b w:val="0"/>
+          <w:sz w:val="24"/>
+        </w:rPr>
+        <w:t>“अतीत से सबक” न सीखने की यमराज की झुंझलाहट उस आदत पर चोट करती है जिसमें भय और पीड़ा का दौर गुजरते ही मनुष्य सब भूल जाता है। पिछली लहरों के बाद फिर बिना दूरी और मास्क के जुटना कथन की विडंबना को ठोस बनाता है।</w:t>
+      </w:r>
+    </w:p>
+    <w:p>
+      <w:pPr>
+        <w:spacing w:after="0"/>
+        <w:jc w:val="both"/>
+      </w:pPr>
+      <w:r>
+        <w:rPr>
+          <w:rFonts w:ascii="Mangal" w:hAnsi="Mangal" w:cs="Mangal" w:eastAsia="Mangal"/>
+          <w:b/>
+          <w:sz w:val="24"/>
+        </w:rPr>
+        <w:t>इसमें मुख्य व्यंग्य कौन-सा है?</w:t>
+      </w:r>
+    </w:p>
+    <w:p>
+      <w:pPr>
+        <w:spacing w:after="0"/>
+        <w:jc w:val="both"/>
+      </w:pPr>
+      <w:r>
+        <w:rPr>
+          <w:rFonts w:ascii="Mangal" w:hAnsi="Mangal" w:cs="Mangal" w:eastAsia="Mangal"/>
+          <w:b w:val="0"/>
+          <w:sz w:val="24"/>
+        </w:rPr>
+        <w:t>मुख्य व्यंग्य मनुष्य की अल्पस्मृति, लापरवाही और हर संकट के बाद पुराने व्यवहार पर लौट आने पर है।</w:t>
+      </w:r>
+    </w:p>
+    <w:p>
+      <w:pPr>
+        <w:spacing w:after="0"/>
+        <w:jc w:val="both"/>
+      </w:pPr>
+      <w:r>
+        <w:rPr>
+          <w:rFonts w:ascii="Mangal" w:hAnsi="Mangal" w:cs="Mangal" w:eastAsia="Mangal"/>
+          <w:b/>
+          <w:sz w:val="24"/>
+        </w:rPr>
+        <w:t>लेखक क्या परिवर्तन चाहते हैं?</w:t>
+      </w:r>
+    </w:p>
+    <w:p>
+      <w:pPr>
+        <w:spacing w:after="0"/>
+        <w:jc w:val="both"/>
+      </w:pPr>
+      <w:r>
+        <w:rPr>
+          <w:rFonts w:ascii="Mangal" w:hAnsi="Mangal" w:cs="Mangal" w:eastAsia="Mangal"/>
+          <w:b w:val="0"/>
+          <w:sz w:val="24"/>
+        </w:rPr>
+        <w:t>लेखक चाहते हैं कि लोग संकट से मिली सीख को व्यवहार में बनाए रखें—सार्वजनिक स्वास्थ्य के नियमों को केवल डर के समय नहीं, जिम्मेदारी से अपनाएँ।</w:t>
       </w:r>
     </w:p>
     <w:p>
